--- a/project-group/stage01/report/_output/mathmod-project-group-stage01-report.docx
+++ b/project-group/stage01/report/_output/mathmod-project-group-stage01-report.docx
@@ -55,7 +55,15 @@
         <w:pStyle w:val="Author"/>
       </w:pPr>
       <w:r>
-        <w:t xml:space="preserve">Базлов В.А.</w:t>
+        <w:t xml:space="preserve">Базлов В.А.,</w:t>
+      </w:r>
+    </w:p>
+    <w:p>
+      <w:pPr>
+        <w:pStyle w:val="Author"/>
+      </w:pPr>
+      <w:r>
+        <w:t xml:space="preserve">Седохин Д.А.</w:t>
       </w:r>
     </w:p>
     <w:p>
